--- a/templates/certificate_template.docx
+++ b/templates/certificate_template.docx
@@ -314,7 +314,7 @@
           </w:p>
           <w:p>
             <w:pPr>
-              <w:spacing w:before="0" w:after="100"/>
+              <w:spacing w:before="0" w:after="0"/>
               <w:jc w:val="center"/>
             </w:pPr>
             <w:r>
@@ -329,7 +329,7 @@
           </w:p>
           <w:p>
             <w:pPr>
-              <w:spacing w:before="0" w:after="60"/>
+              <w:spacing w:before="0" w:after="0"/>
               <w:jc w:val="center"/>
             </w:pPr>
             <w:r>
@@ -713,11 +713,36 @@
                   <w:pPr>
                     <w:jc w:val="left"/>
                   </w:pPr>
+                </w:p>
+              </w:tc>
+              <w:tc>
+                <w:tcPr>
+                  <w:tcW w:type="dxa" w:w="3213"/>
+                  <w:tcBorders>
+                    <w:top w:val="nil"/>
+                    <w:bottom w:val="nil"/>
+                    <w:start w:val="nil"/>
+                    <w:end w:val="nil"/>
+                    <w:insideH w:val="nil"/>
+                    <w:insideV w:val="nil"/>
+                  </w:tcBorders>
+                  <w:tcMar>
+                    <w:top w:w="20" w:type="dxa"/>
+                    <w:start w:w="20" w:type="dxa"/>
+                    <w:bottom w:w="0" w:type="dxa"/>
+                    <w:end w:w="20" w:type="dxa"/>
+                  </w:tcMar>
+                  <w:vAlign w:val="bottom"/>
+                </w:tcPr>
+                <w:p>
+                  <w:pPr>
+                    <w:jc w:val="center"/>
+                  </w:pPr>
                   <w:r>
                     <w:drawing>
                       <wp:inline xmlns:a="http://schemas.openxmlformats.org/drawingml/2006/main" xmlns:pic="http://schemas.openxmlformats.org/drawingml/2006/picture">
-                        <wp:extent cx="648000" cy="648000"/>
-                        <wp:docPr id="3" name="Picture 3"/>
+                        <wp:extent cx="1584000" cy="576000"/>
+                        <wp:docPr id="2" name="Picture 2"/>
                         <wp:cNvGraphicFramePr>
                           <a:graphicFrameLocks noChangeAspect="1"/>
                         </wp:cNvGraphicFramePr>
@@ -725,11 +750,11 @@
                           <a:graphicData uri="http://schemas.openxmlformats.org/drawingml/2006/picture">
                             <pic:pic>
                               <pic:nvPicPr>
-                                <pic:cNvPr id="0" name="transparent_116.png"/>
+                                <pic:cNvPr id="0" name="conf_logo_116.png"/>
                                 <pic:cNvPicPr/>
                               </pic:nvPicPr>
                               <pic:blipFill>
-                                <a:blip r:embed="rId11"/>
+                                <a:blip r:embed="rId10"/>
                                 <a:stretch>
                                   <a:fillRect/>
                                 </a:stretch>
@@ -737,7 +762,7 @@
                               <pic:spPr>
                                 <a:xfrm>
                                   <a:off x="0" y="0"/>
-                                  <a:ext cx="648000" cy="648000"/>
+                                  <a:ext cx="1584000" cy="576000"/>
                                 </a:xfrm>
                                 <a:prstGeom prst="rect"/>
                               </pic:spPr>
@@ -770,13 +795,13 @@
                 </w:tcPr>
                 <w:p>
                   <w:pPr>
-                    <w:jc w:val="center"/>
+                    <w:jc w:val="left"/>
                   </w:pPr>
                   <w:r>
                     <w:drawing>
                       <wp:inline xmlns:a="http://schemas.openxmlformats.org/drawingml/2006/main" xmlns:pic="http://schemas.openxmlformats.org/drawingml/2006/picture">
-                        <wp:extent cx="936000" cy="321360"/>
-                        <wp:docPr id="2" name="Picture 2"/>
+                        <wp:extent cx="1080000" cy="1080000"/>
+                        <wp:docPr id="3" name="Picture 3"/>
                         <wp:cNvGraphicFramePr>
                           <a:graphicFrameLocks noChangeAspect="1"/>
                         </wp:cNvGraphicFramePr>
@@ -784,11 +809,11 @@
                           <a:graphicData uri="http://schemas.openxmlformats.org/drawingml/2006/picture">
                             <pic:pic>
                               <pic:nvPicPr>
-                                <pic:cNvPr id="0" name="conf_logo_116.png"/>
+                                <pic:cNvPr id="0" name="transparent_116.png"/>
                                 <pic:cNvPicPr/>
                               </pic:nvPicPr>
                               <pic:blipFill>
-                                <a:blip r:embed="rId10"/>
+                                <a:blip r:embed="rId11"/>
                                 <a:stretch>
                                   <a:fillRect/>
                                 </a:stretch>
@@ -796,7 +821,7 @@
                               <pic:spPr>
                                 <a:xfrm>
                                   <a:off x="0" y="0"/>
-                                  <a:ext cx="936000" cy="321360"/>
+                                  <a:ext cx="1080000" cy="1080000"/>
                                 </a:xfrm>
                                 <a:prstGeom prst="rect"/>
                               </pic:spPr>
@@ -807,27 +832,6 @@
                     </w:drawing>
                   </w:r>
                 </w:p>
-              </w:tc>
-              <w:tc>
-                <w:tcPr>
-                  <w:tcW w:type="dxa" w:w="3213"/>
-                  <w:tcBorders>
-                    <w:top w:val="nil"/>
-                    <w:bottom w:val="nil"/>
-                    <w:start w:val="nil"/>
-                    <w:end w:val="nil"/>
-                    <w:insideH w:val="nil"/>
-                    <w:insideV w:val="nil"/>
-                  </w:tcBorders>
-                  <w:tcMar>
-                    <w:top w:w="20" w:type="dxa"/>
-                    <w:start w:w="20" w:type="dxa"/>
-                    <w:bottom w:w="0" w:type="dxa"/>
-                    <w:end w:w="20" w:type="dxa"/>
-                  </w:tcMar>
-                  <w:vAlign w:val="bottom"/>
-                </w:tcPr>
-                <w:p/>
               </w:tc>
             </w:tr>
           </w:tbl>

--- a/templates/certificate_template.docx
+++ b/templates/certificate_template.docx
@@ -23,10 +23,10 @@
               <w:end w:w="145" w:type="dxa"/>
             </w:tcMar>
             <w:tcBorders>
-              <w:top w:val="single" w:sz="7" w:color="2A2D30"/>
-              <w:bottom w:val="single" w:sz="7" w:color="2A2D30"/>
-              <w:start w:val="single" w:sz="7" w:color="2A2D30"/>
-              <w:end w:val="single" w:sz="7" w:color="2A2D30"/>
+              <w:top w:val="single" w:sz="3" w:color="C4C9CE"/>
+              <w:bottom w:val="single" w:sz="3" w:color="C4C9CE"/>
+              <w:start w:val="single" w:sz="3" w:color="C4C9CE"/>
+              <w:end w:val="single" w:sz="3" w:color="C4C9CE"/>
             </w:tcBorders>
           </w:tcPr>
           <w:tbl>
@@ -419,9 +419,6 @@
                   <w:pPr>
                     <w:spacing w:before="60" w:after="0"/>
                     <w:jc w:val="center"/>
-                    <w:pBdr>
-                      <w:bottom w:val="single" w:sz="6" w:space="2" w:color="70767B"/>
-                    </w:pBdr>
                   </w:pPr>
                   <w:r>
                     <w:rPr>
@@ -499,9 +496,6 @@
                   <w:pPr>
                     <w:spacing w:before="60" w:after="0"/>
                     <w:jc w:val="center"/>
-                    <w:pBdr>
-                      <w:bottom w:val="single" w:sz="6" w:space="2" w:color="70767B"/>
-                    </w:pBdr>
                   </w:pPr>
                   <w:r>
                     <w:rPr>
@@ -581,9 +575,6 @@
                   <w:pPr>
                     <w:spacing w:before="60" w:after="0"/>
                     <w:jc w:val="center"/>
-                    <w:pBdr>
-                      <w:bottom w:val="single" w:sz="6" w:space="2" w:color="70767B"/>
-                    </w:pBdr>
                   </w:pPr>
                   <w:r>
                     <w:rPr>
@@ -661,9 +652,6 @@
                   <w:pPr>
                     <w:spacing w:before="60" w:after="0"/>
                     <w:jc w:val="center"/>
-                    <w:pBdr>
-                      <w:bottom w:val="single" w:sz="6" w:space="2" w:color="70767B"/>
-                    </w:pBdr>
                   </w:pPr>
                   <w:r>
                     <w:rPr>
